--- a/example_articles/occupations/Transportation/5.occupations_Transportation_Other_publisher.docx
+++ b/example_articles/occupations/Transportation/5.occupations_Transportation_Other_publisher.docx
@@ -7,7 +7,7 @@
         <w:pStyle w:val="Heading1"/>
       </w:pPr>
       <w:r>
-        <w:t>UPS strike lesson: There were no winners</w:t>
+        <w:t>Pa. Rep Boyle seeking help after outburst; A video showing the Philly Democrat apparently drunk and yelling in a bar is the latest in a series of troubles.</w:t>
       </w:r>
     </w:p>
     <w:p>
@@ -17,17 +17,17 @@
     </w:p>
     <w:p>
       <w:r>
-        <w:t>Date: 1997-08-25</w:t>
+        <w:t>Date: 2024-02-10</w:t>
       </w:r>
     </w:p>
     <w:p>
       <w:r>
-        <w:t>Section: NEWS;</w:t>
+        <w:t>Section: REGION; Pg. B1</w:t>
       </w:r>
     </w:p>
     <w:p>
       <w:r>
-        <w:t>Source file: Other publishers/Files (500) (20).DOCX</w:t>
+        <w:t>Source file: Other publishers/Files (500) (2).DOCX</w:t>
       </w:r>
     </w:p>
     <w:p>
@@ -49,125 +49,71 @@
     </w:p>
     <w:p>
       <w:r>
-        <w:t>We have emerged from the most devastating few weeks in the history</w:t>
+        <w:t>ABSTRACT</w:t>
         <w:br/>
-        <w:t>of our company. Much has been said and written about a strike</w:t>
+        <w:t>Pennsylvania House Democratic leaders said Friday that State Rep. Kevin Boyle is "seeking help" after a video circulated on social media of an outburst at a bar.</w:t>
         <w:br/>
-        <w:t>that has been called the biggest and most significant in a quarter</w:t>
+        <w:t>"We are aware of a video circulating on social media. It is very troubling," State Rep. Matt Bradford, the House majority leader, said in a statement. "Rep. Boyle has been open about his personal challenges. We are encouraged that our colleague and dear friend is seeking help."</w:t>
         <w:br/>
-        <w:t>of a century. The sound bites, the rhetoric and the pictures of</w:t>
+        <w:t>In the video, Boyle appears drunk and yells at bar staff that he'll "end this bar." It was not clear when the video was recorded, but the incident appears to have taken place at Gaul &amp; Co. Malt House in Rockledge, Montgomery County.</w:t>
         <w:br/>
-        <w:t>America's favorite workers on the picket lines made for incredible</w:t>
+        <w:t>The voice of a woman responds at one point: "Listen, you just drank a little bit too much, just go home."</w:t>
         <w:br/>
-        <w:t>drama.</w:t>
+        <w:t>Neither Boyle nor employees at the bar responded to requests for comment Friday.</w:t>
         <w:br/>
-        <w:t>By now it should be apparent to most that the strike against UPS</w:t>
+        <w:t>Boyle, 44, has represented his Northeast Philadelphia House district since 2011. The Democrat has been open in the past about his struggles with mental health.</w:t>
         <w:br/>
-        <w:t>was motivated in part by issues other than the welfare of UPS</w:t>
+        <w:t>He was arrested and charged with harassment in September 2021 after showing up at his ex-wife's house, violating a protection from abuse order she'd filed against him. Boyle later said in a letter to constituents that he was struggling with psychosis at the time of the incident. The charges were dropped, according to court records, and his record had since been expunged.</w:t>
         <w:br/>
-        <w:t>employees.</w:t>
+        <w:t>The recent bar incident could have a significant political impact on the closely divided House, where Democrats have held a one-seat majority for the past year.</w:t>
         <w:br/>
-        <w:t>Unbelievably, just days after the strike ended, we learned of</w:t>
+        <w:t>In recent months, Boyle has been noticeably absent from public appearances. He hasn't tweeted from his official account since September, despite previously posting frequently. He also missed several session days at the end of 2023, including three of nine session days in October and all three session days in November, according to attendance documents obtained through an open records request for attendance from January through November 2023.</w:t>
         <w:br/>
-        <w:t>the federal government's decision to overturn the election of</w:t>
+        <w:t>Nominating petitions that candidates must file to appear on the ballot in the April primary are due Tuesday. Boyle had not yet filed petitions as of Friday afternoon.</w:t>
         <w:br/>
-        <w:t>Ron Carey as Teamsters president. Had that announcement been made</w:t>
+        <w:t>Only one candidate - Republican Aizaz Gill - has filed to run for the 172nd Legislative District as of Friday, according to the Department of State's candidate database.</w:t>
         <w:br/>
-        <w:t>prior to the July 31 expiration of our contract with the union,</w:t>
+        <w:t>Boyle, the younger brother of U.S. Rep. Brendan Boyle, flipped the Northeast Philadelphia seat from Republican control at age 30 - without the support of many in his own party - by beating Republican Rep.John M. Perzel, a former House speaker who was embroiled in a corruption scandal.</w:t>
         <w:br/>
-        <w:t>the negotiations might have been changed significantly, and our</w:t>
+        <w:t>His district is one Republicans could be eyeing to regain in November. About 59% of the district's registered voters there are Democrats, while 28% are registered Republicans and 13% are independent. That's just a slightly more advantageous breakdown for Democrats than exists in Philadelphia's lone Republican-represented district, led by State Rep. Martina White.</w:t>
         <w:br/>
-        <w:t>people, customers and the American public might have been spared</w:t>
+        <w:t>Several local officials said they were unaware of what was going on with Boyle, and what type of help he was receiving.</w:t>
         <w:br/>
-        <w:t>a costly strike.</w:t>
+        <w:t>Bob Stewart, chief deputy register of wills for the city, ran against Boyle in the 2022 Democratic primary and had not been planning on running again this year. But after seeing the "very upsetting" video of Boyle struggling, he said he wants to make sure Democrats have a candidate on the ballot and would run if needed.</w:t>
         <w:br/>
-        <w:t>But they weren't. So observers are left to muse on who were the</w:t>
+        <w:t>"If he's gonna pull out, I would run out of duty to my neighbors," Stewart said.</w:t>
         <w:br/>
-        <w:t>winners and losers. Our view is simple. There were no winners</w:t>
+        <w:t>Boyle and his brother have a political profile and family story well known in Philadelphia. Their dad emigrated from Ireland and worked as a union SEPTA janitor. Their mother worked as a school crossing guard. Both developed a relationship as young politicians unafraid to go up against the party establishment.</w:t>
         <w:br/>
-        <w:t>in this strike. Our customers suffered damage to their businesses,</w:t>
+        <w:t xml:space="preserve">           A 2017 Philadelphia magazine feature on the brothers described them as the "scrappy Irish Catholic boys from Olney," and held them up as a model of how Democrats could win back the white working-class voters after former President Donald Trump's election.</w:t>
         <w:br/>
-        <w:t>and many were forced to lay off their own employees during the</w:t>
+        <w:t>In Spring 2020, Boyle had a prominent position in Harrisburg as minority chair of the powerful state government committee. He was responsible for two enormous issues confronting the state: COVID 19 restrictions and response, and the 2020 election.</w:t>
         <w:br/>
-        <w:t>work stoppage. UPS lost more than $ 600 million in revenues. It</w:t>
+        <w:t>But a mental health crisis that year started to unravel his personal life and his political career. He had social media outbursts unfamiliar to friends and colleagues, he was removed from his position as House Finance Committee chair and his access to the Capitol was limited. The series of unusual events culminated in the September 2021 arrest.</w:t>
         <w:br/>
-        <w:t>will take more than a full year for the wage increase won by our</w:t>
+        <w:t>Then-Gov. Tom Wolf called for Boyle's resignation as did House Republican leaders.</w:t>
         <w:br/>
-        <w:t>employees to make up for their lost wages during the strike. Even</w:t>
+        <w:t>House Democratic leadership, led by then-House Minority Leader Joanna McClinton (D., Philadelphia)and Bradford, stood by him at the time. They said in a statement then that the leadership was "thankful" Boyle has agreed to undergo evaluation and treatment for "ongoing mental health challenges" and said, "Our thoughts and prayers are first and foremost with Rep. Boyle's wife and two young children."</w:t>
         <w:br/>
-        <w:t>worse, many of the employees who went on strike have no job to</w:t>
+        <w:t>Boyle, in a letter to constituents ahead of the 2022 primary, attributed the incidents to psychosis, which he said in the letter he believed was caused by an adverse reaction to the Adderall he was taking for ADHD. (There is some research that shows a relationship between psychosis and Adderall usage, but it is relatively rare.)</w:t>
         <w:br/>
-        <w:t>come back to, due to the loss of customers and their packages.</w:t>
+        <w:t>"Family and friends could tell that I was starting to act differently, that my mental health was in decline. But I couldn't see it myself. I lost touch with reality and suffered from paranoid delusions," the letter said.</w:t>
         <w:br/>
-        <w:t>Sunday, we were scheduled to head back into negotiations with</w:t>
+        <w:t>Boyle said in the letter his life was saved after his arrest and subsequent treatment at a mental health facility. "I am very, very lucky. I now understand, in a personal way, that a mental health problem can develop in any person."</w:t>
         <w:br/>
-        <w:t>the union representing 2,000 UPS pilots -- the Independent Pilots</w:t>
+        <w:t>Boyle went on to be reelected to his seat, beating Stewart in the spring of 2022 and winning the general election.</w:t>
         <w:br/>
-        <w:t>Association (IPA). Before resuming these negotiations, the union's</w:t>
+        <w:t>He chairs the insurance committee and had focused in the last year on a series of bills related to increasing access to mental health treatment.</w:t>
         <w:br/>
-        <w:t>leader was already threatening a strike. As with our negotiations</w:t>
+        <w:t>Bradford said Friday in his statement that the caucus' commitment to delivering mental health services, "does not stop at the Capitol Steps."</w:t>
         <w:br/>
-        <w:t>with the Teamsters, the head of the IPA has cast himself as a</w:t>
+        <w:t>"One of the main reasons we advocate so strongly for mental health access is the reality that challenges can and do happen to anyone, and seeking treatment should be encouraged, not stigmatized," Bradford added.</w:t>
         <w:br/>
-        <w:t>defender of the working class.</w:t>
+        <w:t>jterruso@inquirer.com and gmcgoldrick@inquirer.com</w:t>
         <w:br/>
-        <w:t>Of course, in this case the "class" he represents is an elite</w:t>
+        <w:t>JuliaTerruso and gill_mcgoldrick</w:t>
         <w:br/>
-        <w:t>group whose salaries exceed $ 100,000 a year. During previous negotiating</w:t>
-        <w:br/>
-        <w:t>sessions, UPS offered significant increases in pilot compensation.</w:t>
-        <w:br/>
-        <w:t>In fact, under the company's last proposal, the average pilot's</w:t>
-        <w:br/>
-        <w:t>pay at UPS would rise to more than $ 155,000 a year. To break that</w:t>
-        <w:br/>
-        <w:t>down, UPS has offered to raise the average captain's pay to $ 199,000,</w:t>
-        <w:br/>
-        <w:t>co-pilot's pay to $ 134,000 and flight engineers to $ 93,000 a year.</w:t>
-        <w:br/>
-        <w:t>These salaries are virtually unattainable for most working Americans</w:t>
-        <w:br/>
-        <w:t>and are among the highest for union pilots in the U.S. with similar</w:t>
-        <w:br/>
-        <w:t>seniority.</w:t>
-        <w:br/>
-        <w:t>We greatly value the efforts of our pilots. Their proficiency</w:t>
-        <w:br/>
-        <w:t>and safety record are unsurpassed. They are highly trained, highly</w:t>
-        <w:br/>
-        <w:t>compensated individuals, and we are very proud of their record.</w:t>
-        <w:br/>
-        <w:t>Given these circumstances, it's irresponsible for IPA president</w:t>
-        <w:br/>
-        <w:t>Bob Miller to beat the drum for another strike. While hard-working</w:t>
-        <w:br/>
-        <w:t>UPS drivers are back out on the streets, trying to recapture the</w:t>
-        <w:br/>
-        <w:t>lost business and confidence of their customers, Miller is threatening</w:t>
-        <w:br/>
-        <w:t>to drag them into another strike which would be destructive for</w:t>
-        <w:br/>
-        <w:t>everyone concerned.</w:t>
-        <w:br/>
-        <w:t>Coming on the heels of the strike against UPS called by the Teamsters</w:t>
-        <w:br/>
-        <w:t>leadership, we find Miller's comments to be opportunistic at best.</w:t>
-        <w:br/>
-        <w:t>The lesson from this incident is that no one wins in a strike.</w:t>
-        <w:br/>
-        <w:t>We can only hope that the IPA leadership has the interests of</w:t>
-        <w:br/>
-        <w:t>its members foremost in mind and has learned this lesson, too.</w:t>
-        <w:br/>
-        <w:t xml:space="preserve">John W. Alden is vice chairman of United Parcel Service. </w:t>
-        <w:br/>
-        <w:br/>
-        <w:t>Graphic</w:t>
-        <w:br/>
-        <w:br/>
-        <w:t xml:space="preserve"> </w:t>
-        <w:br/>
-        <w:t>PHOTO, B/W, Jeffrey Phelps, AP</w:t>
+        <w:t>215-854-5506</w:t>
       </w:r>
     </w:p>
     <w:sectPr>

--- a/example_articles/occupations/Transportation/5.occupations_Transportation_Other_publisher.docx
+++ b/example_articles/occupations/Transportation/5.occupations_Transportation_Other_publisher.docx
@@ -7,7 +7,7 @@
         <w:pStyle w:val="Heading1"/>
       </w:pPr>
       <w:r>
-        <w:t>Pa. Rep Boyle seeking help after outburst; A video showing the Philly Democrat apparently drunk and yelling in a bar is the latest in a series of troubles.</w:t>
+        <w:t>INCORRECT - AND IN DEMAND&lt; CHRIS ROCK WAS GOING TO QUIT COMEDY IF HE DIDN'T HIT THE BIG TIME THIS YEAR.&lt; THANKS TO HIS BLUNT - FANS WOULD SAY "REFRESHING"&lt; - OBSERVATIONS ON AMERICA, HE'S NOT OUT LOOKING FOR WORK.</w:t>
       </w:r>
     </w:p>
     <w:p>
@@ -17,17 +17,17 @@
     </w:p>
     <w:p>
       <w:r>
-        <w:t>Date: 2024-02-10</w:t>
+        <w:t>Date: 1996-08-15</w:t>
       </w:r>
     </w:p>
     <w:p>
       <w:r>
-        <w:t>Section: REGION; Pg. B1</w:t>
+        <w:t>Section: FEATURES MAGAZINE: ENTERTAINMENT; Pg. C01</w:t>
       </w:r>
     </w:p>
     <w:p>
       <w:r>
-        <w:t>Source file: Other publishers/Files (500) (2).DOCX</w:t>
+        <w:t>Source file: Other publishers/Files (500) (23).DOCX</w:t>
       </w:r>
     </w:p>
     <w:p>
@@ -49,71 +49,89 @@
     </w:p>
     <w:p>
       <w:r>
-        <w:t>ABSTRACT</w:t>
+        <w:t>This year was going to be it for Chris Rock. If he didn't make it big in 1996, he was going to pack it in.</w:t>
         <w:br/>
-        <w:t>Pennsylvania House Democratic leaders said Friday that State Rep. Kevin Boyle is "seeking help" after a video circulated on social media of an outburst at a bar.</w:t>
+        <w:t>"I looked at this year as my last shot," he said. "If things had not worked out, I would have thought about doing something else."</w:t>
         <w:br/>
-        <w:t>"We are aware of a video circulating on social media. It is very troubling," State Rep. Matt Bradford, the House majority leader, said in a statement. "Rep. Boyle has been open about his personal challenges. We are encouraged that our colleague and dear friend is seeking help."</w:t>
+        <w:t>Well, luckily for the Saturday Night Live alum, things have worked out this year for Rock, 30, who's one of the hottest comics around right now. He's working as roving reporter for the Comedy Central cable network's coverage of the Republican National Convention in San Diego. He'll cover the Democratic convention in Chicago later this month. His HBO special, Bring the Pain, which ran on heavy rotation in June and still appears sporadically, was wildly funny and wildly popular. His is the voice of the narcissistic, big-mouthed puppet/NBA sidekick Little Penny in Nike sneaker commercials, and he also does spots for MCI's 1-800-COLLECT.</w:t>
         <w:br/>
-        <w:t>In the video, Boyle appears drunk and yells at bar staff that he'll "end this bar." It was not clear when the video was recorded, but the incident appears to have taken place at Gaul &amp; Co. Malt House in Rockledge, Montgomery County.</w:t>
+        <w:t>For any hot artist, part of success is luck. But a larger part of it in Rock's case is attributable to his considerable talent, his encyclopedic knowledge of the history of comedy - he draws on sources as diverse as Steve Martin, Woody Allen, Richard Pryor and Pigmeat Markham - and his hard work.</w:t>
         <w:br/>
-        <w:t>The voice of a woman responds at one point: "Listen, you just drank a little bit too much, just go home."</w:t>
+        <w:t>"I study comedy," he said. "I study it as a discipline. It is my life's work." Speaking Saturday from Dallas, where he was performing before flying to San Diego for the convention, Rock said, "Only when I devoted myself to it, and stopped hanging out and partying all the time, did I start to progress the way I wanted to. I put everything I had into the HBO special. I wanted to be funnier than the rest of the pack. I don't know if I am or not, but if they had a contest, I would be in it."</w:t>
         <w:br/>
-        <w:t>Neither Boyle nor employees at the bar responded to requests for comment Friday.</w:t>
+        <w:t>So all of a sudden, people are asking this bony guy with an animated, high-pitched voice and devilish eyebrows, who has played crackheads ("Pookie" in New Jack City) and satirized gangsta rappers (CB4) what he thinks about abortion or Bob Dole's tax policy.</w:t>
         <w:br/>
-        <w:t>Boyle, 44, has represented his Northeast Philadelphia House district since 2011. The Democrat has been open in the past about his struggles with mental health.</w:t>
+        <w:t>Much of Rock's popularity surely springs from the politically incorrect perspective he brings to comedy. Put simply, Rock, especially in his HBO special, says things about Americans and the way they relate to each other that few contemporary comics would dare touch. (Rock will be doing his stand-up routine tomorrow night at the Valley Forge Music Fair.)</w:t>
         <w:br/>
-        <w:t>He was arrested and charged with harassment in September 2021 after showing up at his ex-wife's house, violating a protection from abuse order she'd filed against him. Boyle later said in a letter to constituents that he was struggling with psychosis at the time of the incident. The charges were dropped, according to court records, and his record had since been expunged.</w:t>
+        <w:t>His work on Politically Incorrect is indicative of his style. On Tuesday night, Rock reported from the site of a Willie Nelson concert. When asked about the event by the show's host, Bill Maher, Rock responded: "There's enough crackers here to sop up the Atlantic Ocean."</w:t>
         <w:br/>
-        <w:t>The recent bar incident could have a significant political impact on the closely divided House, where Democrats have held a one-seat majority for the past year.</w:t>
+        <w:t>When Maher asked him what some of the Republican delegates were discussing at the convention, Rock said immigration was a hot topic. "Everyone's talking about, 'This is our land, this is our land.' Hey, if this were our land, this place wouldn't be called San Diego! If it were our land, it'd be called something like . . . Gus Johnson!"</w:t>
         <w:br/>
-        <w:t>In recent months, Boyle has been noticeably absent from public appearances. He hasn't tweeted from his official account since September, despite previously posting frequently. He also missed several session days at the end of 2023, including three of nine session days in October and all three session days in November, according to attendance documents obtained through an open records request for attendance from January through November 2023.</w:t>
+        <w:t>Rock is irreverent on Politically Incorrect. But in Bring the Pain, he is more serious and brutally frank in his assessments of black shortcomings. He rails against those black people to whom he applies the n-word, and speaks very harshly against the high crime rate in black communities. That, in a nutshell, is the way he differentiates between those African Americans who are law-abiding and hard-working and those who aren't.</w:t>
         <w:br/>
-        <w:t>Nominating petitions that candidates must file to appear on the ballot in the April primary are due Tuesday. Boyle had not yet filed petitions as of Friday afternoon.</w:t>
+        <w:t>And people who act in what the comic considers a negative manner - such as unwed welfare mothers having children by several different men or those who blame "the white man" or "the media" for their troubles - are often targets of Rock's barbs. "When I go to the ATM machine at night, it's not the media I'm worried about, it's [and here he uses the n-word]," he said in reference to a similar comment he made in the HBO special.</w:t>
         <w:br/>
-        <w:t>Only one candidate - Republican Aizaz Gill - has filed to run for the 172nd Legislative District as of Friday, according to the Department of State's candidate database.</w:t>
+        <w:t>Rock is also very critical of blacks who disparage others of their race for aspiring to do well in school, to speak standard English, and to live a middle-class existence. But he is also scathingly disparaging of whites whom he considers racists.</w:t>
         <w:br/>
-        <w:t>Boyle, the younger brother of U.S. Rep. Brendan Boyle, flipped the Northeast Philadelphia seat from Republican control at age 30 - without the support of many in his own party - by beating Republican Rep.John M. Perzel, a former House speaker who was embroiled in a corruption scandal.</w:t>
+        <w:t>"The white man does treat us like [obscenity]," he said. "We can't get the jobs that they can. But that has nothing to do with there being broken glass everywhere in the 'hood and lots of crime."</w:t>
         <w:br/>
-        <w:t>His district is one Republicans could be eyeing to regain in November. About 59% of the district's registered voters there are Democrats, while 28% are registered Republicans and 13% are independent. That's just a slightly more advantageous breakdown for Democrats than exists in Philadelphia's lone Republican-represented district, led by State Rep. Martina White.</w:t>
+        <w:t>Rock says he's not saying things that haven't been said before in comedy. "[The late comedian] Robin Harris was very, very conservative. He was like Rush Limbaugh with jokes," the comic said. "And I'm not saying anything in my act that isn't heard in black barbershops every day."</w:t>
         <w:br/>
-        <w:t>Several local officials said they were unaware of what was going on with Boyle, and what type of help he was receiving.</w:t>
+        <w:t>Rock readily admits to being an advocate of law and order, family values and individual responsibility. Some might call the comic a conservative. But Rock says he is neither conservative nor liberal.</w:t>
         <w:br/>
-        <w:t>Bob Stewart, chief deputy register of wills for the city, ran against Boyle in the 2022 Democratic primary and had not been planning on running again this year. But after seeing the "very upsetting" video of Boyle struggling, he said he wants to make sure Democrats have a candidate on the ballot and would run if needed.</w:t>
+        <w:t>"I consider these to be common-sense issues," said Rock. "These are not black issues or white issues, liberal or conservative issues."</w:t>
         <w:br/>
-        <w:t>"If he's gonna pull out, I would run out of duty to my neighbors," Stewart said.</w:t>
+        <w:t>Stanley Crouch, the black cultural critic who is a former 60 Minutes commentator, agrees with Rock's disdain for political categories. But he did not like the vulgarity or the sexual references that Rock used in Bring the Pain.</w:t>
         <w:br/>
-        <w:t>Boyle and his brother have a political profile and family story well known in Philadelphia. Their dad emigrated from Ireland and worked as a union SEPTA janitor. Their mother worked as a school crossing guard. Both developed a relationship as young politicians unafraid to go up against the party establishment.</w:t>
+        <w:t>"He is a victim of the Def Comedy Jam syndrome," Crouch said. "Much of this kind of stuff is injurious to the image of young black people as a whole."</w:t>
         <w:br/>
-        <w:t xml:space="preserve">           A 2017 Philadelphia magazine feature on the brothers described them as the "scrappy Irish Catholic boys from Olney," and held them up as a model of how Democrats could win back the white working-class voters after former President Donald Trump's election.</w:t>
+        <w:t>Still, Crouch admires Rock's bringing the issues out into the open. "Everything he says, in terms of criticizing black Americans, is accurate," Crouch said. "The fact that he does not accept people saying that we do certain things because of the white man, or that your individual actions are the fault of the white man, is very important.</w:t>
         <w:br/>
-        <w:t>In Spring 2020, Boyle had a prominent position in Harrisburg as minority chair of the powerful state government committee. He was responsible for two enormous issues confronting the state: COVID 19 restrictions and response, and the 2020 election.</w:t>
+        <w:t>"Just like any responsible white person has to be critical of the police brutality and racism in the Rodney King case, or Iran-contra, or Watergate, any responsible black person has to be critical of the pathologies in our community," said Crouch.</w:t>
         <w:br/>
-        <w:t>But a mental health crisis that year started to unravel his personal life and his political career. He had social media outbursts unfamiliar to friends and colleagues, he was removed from his position as House Finance Committee chair and his access to the Capitol was limited. The series of unusual events culminated in the September 2021 arrest.</w:t>
+        <w:t>Crouch, who wrote an essay on this subject in 1990, said many African Americans attacked him for his views when it was published.</w:t>
         <w:br/>
-        <w:t>Then-Gov. Tom Wolf called for Boyle's resignation as did House Republican leaders.</w:t>
+        <w:t>"Now I see people coming my way," said Crouch, who describes himself politically as a "radical pragmatist."</w:t>
         <w:br/>
-        <w:t>House Democratic leadership, led by then-House Minority Leader Joanna McClinton (D., Philadelphia)and Bradford, stood by him at the time. They said in a statement then that the leadership was "thankful" Boyle has agreed to undergo evaluation and treatment for "ongoing mental health challenges" and said, "Our thoughts and prayers are first and foremost with Rep. Boyle's wife and two young children."</w:t>
+        <w:t>As for Rock, he describes himself as a Democrat, albeit one with a "Republican wallet."</w:t>
         <w:br/>
-        <w:t>Boyle, in a letter to constituents ahead of the 2022 primary, attributed the incidents to psychosis, which he said in the letter he believed was caused by an adverse reaction to the Adderall he was taking for ADHD. (There is some research that shows a relationship between psychosis and Adderall usage, but it is relatively rare.)</w:t>
+        <w:t>Despite having some of the same political views as many Republicans, he does not count himself among their number. "I'll vote for Clinton. I don't think he will do anything for black people, but he won't go out of his way to mess with us," Rock said. "The Republicans will go out of their way to mess with us, to do things that go against our better interests," he said.</w:t>
         <w:br/>
-        <w:t>"Family and friends could tell that I was starting to act differently, that my mental health was in decline. But I couldn't see it myself. I lost touch with reality and suffered from paranoid delusions," the letter said.</w:t>
+        <w:t>"The problem with the Democrats is that they treat us like we're kids. But the Republicans really don't give a [obscenity] about us. They simply don't like blacks."</w:t>
         <w:br/>
-        <w:t>Boyle said in the letter his life was saved after his arrest and subsequent treatment at a mental health facility. "I am very, very lucky. I now understand, in a personal way, that a mental health problem can develop in any person."</w:t>
+        <w:t>Rock doesn't believe that his views are so different from those of most blacks. "In my humble opinion, most working-class blacks are very conservative. We live around crime, so we want to get rid of crime. Most working-class blacks are not for welfare. The problem is, most whites cannot differentiate when it comes to black people."</w:t>
         <w:br/>
-        <w:t>Boyle went on to be reelected to his seat, beating Stewart in the spring of 2022 and winning the general election.</w:t>
+        <w:t>He's critical of many white Americans who know little about blacks and are proud of it. And he saves some barbs for the media:</w:t>
         <w:br/>
-        <w:t>He chairs the insurance committee and had focused in the last year on a series of bills related to increasing access to mental health treatment.</w:t>
+        <w:t>"The hardworking black man that is removed from the street is not very well represented in the media. White people do not understand normal black people, the guy who goes to work every day, the one who's a businessman or lawyer who drives a Lexus and listens to Snoop Doggy Dogg."</w:t>
         <w:br/>
-        <w:t>Bradford said Friday in his statement that the caucus' commitment to delivering mental health services, "does not stop at the Capitol Steps."</w:t>
+        <w:t>So now this lifelong New Yorker, who seems a lot like the "normal" brother he just described, is a hot property after 12 years in the business.</w:t>
         <w:br/>
-        <w:t>"One of the main reasons we advocate so strongly for mental health access is the reality that challenges can and do happen to anyone, and seeking treatment should be encouraged, not stigmatized," Bradford added.</w:t>
+        <w:t>"I have always been a little bit political in my comedy," said Rock. "It's just that I am a man now. Before, these were just things coming out of a boy's mouth. They did not carry the same weight."</w:t>
         <w:br/>
-        <w:t>jterruso@inquirer.com and gmcgoldrick@inquirer.com</w:t>
+        <w:t>Rock is indeed a man. He's engaged and has more financial stability than ever. And for a guy who became the class clown in high school because he was getting his behind whipped by other students every day, this is a dream come true.</w:t>
         <w:br/>
-        <w:t>JuliaTerruso and gill_mcgoldrick</w:t>
+        <w:t>But Rock's feet are firmly planted on the ground. If he had not blown up this year, for instance, "I would go out and I would have gotten myself a job. I'd probably be driving a truck for the [New York] Daily News, [which his father did], and I'd probably be the funniest guy in the garage."</w:t>
         <w:br/>
-        <w:t>215-854-5506</w:t>
+        <w:t>IF YOU GO Time: 9 p.m. Friday</w:t>
+        <w:br/>
+        <w:t>Price: $27.50</w:t>
+        <w:br/>
+        <w:t>Place: Valley Forge Music Fair off Route 202, Devon. 610-644-5000.</w:t>
+        <w:br/>
+        <w:br/>
+        <w:t>Graphic</w:t>
+        <w:br/>
+        <w:br/>
+        <w:t xml:space="preserve"> </w:t>
+        <w:br/>
+        <w:t>PHOTO;</w:t>
+        <w:br/>
+        <w:t>PHOTO (2)</w:t>
+        <w:br/>
+        <w:t>1. Chris Rock will perform tomorrow at the Valley Forge Music Fair. He's also working on Comedy Central's coverage of the party conventions.</w:t>
+        <w:br/>
+        <w:t>2. Chris Rock's special, "Bring the Pain," is on HBO. He's a "Saturday Night Live" alum.</w:t>
       </w:r>
     </w:p>
     <w:sectPr>
